--- a/Lab4/Documentation.docx
+++ b/Lab4/Documentation.docx
@@ -2553,34 +2553,35 @@
           <w:bCs/>
           <w:sz w:val="28"/>
           <w:szCs w:val="28"/>
-        </w:rPr>
-      </w:pPr>
-      <w:r>
-        <w:rPr>
-          <w:bCs/>
-          <w:sz w:val="28"/>
-          <w:szCs w:val="28"/>
-        </w:rPr>
-        <w:t xml:space="preserve">пока </w:t>
-      </w:r>
-      <w:proofErr w:type="spellStart"/>
+          <w:lang w:val="en-US"/>
+        </w:rPr>
+      </w:pPr>
+      <w:r>
+        <w:rPr>
+          <w:bCs/>
+          <w:sz w:val="28"/>
+          <w:szCs w:val="28"/>
+        </w:rPr>
+        <w:t>пока</w:t>
+      </w:r>
+      <w:r>
+        <w:rPr>
+          <w:bCs/>
+          <w:sz w:val="28"/>
+          <w:szCs w:val="28"/>
+          <w:lang w:val="en-US"/>
+        </w:rPr>
+        <w:t xml:space="preserve"> </w:t>
+      </w:r>
       <w:proofErr w:type="gramStart"/>
       <w:r>
         <w:rPr>
           <w:bCs/>
           <w:sz w:val="28"/>
           <w:szCs w:val="28"/>
-        </w:rPr>
-        <w:t>temp</w:t>
-      </w:r>
-      <w:proofErr w:type="spellEnd"/>
-      <w:r>
-        <w:rPr>
-          <w:bCs/>
-          <w:sz w:val="28"/>
-          <w:szCs w:val="28"/>
-        </w:rPr>
-        <w:t xml:space="preserve"> !</w:t>
+          <w:lang w:val="en-US"/>
+        </w:rPr>
+        <w:t>temp !</w:t>
       </w:r>
       <w:proofErr w:type="gramEnd"/>
       <w:r>
@@ -2588,8 +2589,17 @@
           <w:bCs/>
           <w:sz w:val="28"/>
           <w:szCs w:val="28"/>
-        </w:rPr>
-        <w:t>= корень</w:t>
+          <w:lang w:val="en-US"/>
+        </w:rPr>
+        <w:t xml:space="preserve">= </w:t>
+      </w:r>
+      <w:r>
+        <w:rPr>
+          <w:bCs/>
+          <w:sz w:val="28"/>
+          <w:szCs w:val="28"/>
+        </w:rPr>
+        <w:t>корень</w:t>
       </w:r>
     </w:p>
     <w:p>
@@ -2600,15 +2610,25 @@
           <w:bCs/>
           <w:sz w:val="28"/>
           <w:szCs w:val="28"/>
-        </w:rPr>
-      </w:pPr>
-      <w:r>
-        <w:rPr>
-          <w:bCs/>
-          <w:sz w:val="28"/>
-          <w:szCs w:val="28"/>
-        </w:rPr>
-        <w:t xml:space="preserve">если </w:t>
+          <w:lang w:val="en-US"/>
+        </w:rPr>
+      </w:pPr>
+      <w:r>
+        <w:rPr>
+          <w:bCs/>
+          <w:sz w:val="28"/>
+          <w:szCs w:val="28"/>
+        </w:rPr>
+        <w:t>если</w:t>
+      </w:r>
+      <w:r>
+        <w:rPr>
+          <w:bCs/>
+          <w:sz w:val="28"/>
+          <w:szCs w:val="28"/>
+          <w:lang w:val="en-US"/>
+        </w:rPr>
+        <w:t xml:space="preserve"> </w:t>
       </w:r>
       <w:proofErr w:type="spellStart"/>
       <w:proofErr w:type="gramStart"/>
@@ -2617,6 +2637,7 @@
           <w:bCs/>
           <w:sz w:val="28"/>
           <w:szCs w:val="28"/>
+          <w:lang w:val="en-US"/>
         </w:rPr>
         <w:t>temp.IsTerminal</w:t>
       </w:r>
@@ -3034,9 +3055,28 @@
           <w:sz w:val="28"/>
           <w:szCs w:val="28"/>
         </w:rPr>
-        <w:t xml:space="preserve"> корень : </w:t>
-      </w:r>
-      <w:proofErr w:type="spellStart"/>
+        <w:t xml:space="preserve"> </w:t>
+      </w:r>
+      <w:proofErr w:type="gramStart"/>
+      <w:r>
+        <w:rPr>
+          <w:bCs/>
+          <w:sz w:val="28"/>
+          <w:szCs w:val="28"/>
+        </w:rPr>
+        <w:t>корень :</w:t>
+      </w:r>
+      <w:proofErr w:type="gramEnd"/>
+      <w:r>
+        <w:rPr>
+          <w:bCs/>
+          <w:sz w:val="28"/>
+          <w:szCs w:val="28"/>
+        </w:rPr>
+        <w:t xml:space="preserve"> </w:t>
+      </w:r>
+      <w:proofErr w:type="spellStart"/>
+      <w:proofErr w:type="gramStart"/>
       <w:r>
         <w:rPr>
           <w:bCs/>
@@ -3046,6 +3086,7 @@
         <w:t>ссылка.переход</w:t>
       </w:r>
       <w:proofErr w:type="spellEnd"/>
+      <w:proofErr w:type="gramEnd"/>
       <w:r>
         <w:rPr>
           <w:bCs/>
@@ -3524,13 +3565,15 @@
           <w:bCs/>
           <w:sz w:val="28"/>
           <w:szCs w:val="28"/>
-        </w:rPr>
-      </w:pPr>
-      <w:r>
-        <w:rPr>
-          <w:bCs/>
-          <w:sz w:val="28"/>
-          <w:szCs w:val="28"/>
+          <w:lang w:val="en-US"/>
+        </w:rPr>
+      </w:pPr>
+      <w:r>
+        <w:rPr>
+          <w:bCs/>
+          <w:sz w:val="28"/>
+          <w:szCs w:val="28"/>
+          <w:lang w:val="en-US"/>
         </w:rPr>
         <w:t xml:space="preserve">        </w:t>
       </w:r>
@@ -3550,6 +3593,7 @@
           <w:bCs/>
           <w:sz w:val="28"/>
           <w:szCs w:val="28"/>
+          <w:lang w:val="en-US"/>
         </w:rPr>
         <w:t xml:space="preserve"> = </w:t>
       </w:r>
@@ -3569,6 +3613,7 @@
           <w:bCs/>
           <w:sz w:val="28"/>
           <w:szCs w:val="28"/>
+          <w:lang w:val="en-US"/>
         </w:rPr>
         <w:t xml:space="preserve"> - 1</w:t>
       </w:r>
@@ -3580,13 +3625,15 @@
           <w:bCs/>
           <w:sz w:val="28"/>
           <w:szCs w:val="28"/>
-        </w:rPr>
-      </w:pPr>
-      <w:r>
-        <w:rPr>
-          <w:bCs/>
-          <w:sz w:val="28"/>
-          <w:szCs w:val="28"/>
+          <w:lang w:val="en-US"/>
+        </w:rPr>
+      </w:pPr>
+      <w:r>
+        <w:rPr>
+          <w:bCs/>
+          <w:sz w:val="28"/>
+          <w:szCs w:val="28"/>
+          <w:lang w:val="en-US"/>
         </w:rPr>
         <w:lastRenderedPageBreak/>
         <w:t xml:space="preserve">        </w:t>
@@ -3607,8 +3654,17 @@
           <w:bCs/>
           <w:sz w:val="28"/>
           <w:szCs w:val="28"/>
-        </w:rPr>
-        <w:t xml:space="preserve">        если</w:t>
+          <w:lang w:val="en-US"/>
+        </w:rPr>
+        <w:t xml:space="preserve">        </w:t>
+      </w:r>
+      <w:r>
+        <w:rPr>
+          <w:bCs/>
+          <w:sz w:val="28"/>
+          <w:szCs w:val="28"/>
+        </w:rPr>
+        <w:t>если</w:t>
       </w:r>
       <w:r>
         <w:rPr>
@@ -3684,6 +3740,7 @@
           <w:bCs/>
           <w:sz w:val="28"/>
           <w:szCs w:val="28"/>
+          <w:lang w:val="en-US"/>
         </w:rPr>
       </w:pPr>
       <w:r>
@@ -3695,13 +3752,45 @@
         </w:rPr>
         <w:t xml:space="preserve">            </w:t>
       </w:r>
-      <w:r>
-        <w:rPr>
-          <w:bCs/>
-          <w:sz w:val="28"/>
-          <w:szCs w:val="28"/>
-        </w:rPr>
-        <w:t>i = i - u</w:t>
+      <w:proofErr w:type="spellStart"/>
+      <w:r>
+        <w:rPr>
+          <w:bCs/>
+          <w:sz w:val="28"/>
+          <w:szCs w:val="28"/>
+          <w:lang w:val="en-US"/>
+        </w:rPr>
+        <w:t>i</w:t>
+      </w:r>
+      <w:proofErr w:type="spellEnd"/>
+      <w:r>
+        <w:rPr>
+          <w:bCs/>
+          <w:sz w:val="28"/>
+          <w:szCs w:val="28"/>
+          <w:lang w:val="en-US"/>
+        </w:rPr>
+        <w:t xml:space="preserve"> = </w:t>
+      </w:r>
+      <w:proofErr w:type="spellStart"/>
+      <w:r>
+        <w:rPr>
+          <w:bCs/>
+          <w:sz w:val="28"/>
+          <w:szCs w:val="28"/>
+          <w:lang w:val="en-US"/>
+        </w:rPr>
+        <w:t>i</w:t>
+      </w:r>
+      <w:proofErr w:type="spellEnd"/>
+      <w:r>
+        <w:rPr>
+          <w:bCs/>
+          <w:sz w:val="28"/>
+          <w:szCs w:val="28"/>
+          <w:lang w:val="en-US"/>
+        </w:rPr>
+        <w:t xml:space="preserve"> - u</w:t>
       </w:r>
     </w:p>
     <w:p>
@@ -3718,8 +3807,17 @@
           <w:bCs/>
           <w:sz w:val="28"/>
           <w:szCs w:val="28"/>
-        </w:rPr>
-        <w:t xml:space="preserve">        конец если</w:t>
+          <w:lang w:val="en-US"/>
+        </w:rPr>
+        <w:t xml:space="preserve">        </w:t>
+      </w:r>
+      <w:r>
+        <w:rPr>
+          <w:bCs/>
+          <w:sz w:val="28"/>
+          <w:szCs w:val="28"/>
+        </w:rPr>
+        <w:t>конец если</w:t>
       </w:r>
     </w:p>
     <w:p>
@@ -4357,6 +4455,7 @@
           <w:bCs/>
           <w:sz w:val="28"/>
           <w:szCs w:val="28"/>
+          <w:lang w:val="en-US"/>
         </w:rPr>
       </w:pPr>
       <w:r>
@@ -4376,15 +4475,34 @@
           <w:bCs/>
           <w:sz w:val="28"/>
           <w:szCs w:val="28"/>
-        </w:rPr>
-      </w:pPr>
-      <w:r>
-        <w:rPr>
-          <w:bCs/>
-          <w:sz w:val="28"/>
-          <w:szCs w:val="28"/>
-        </w:rPr>
-        <w:t xml:space="preserve">        если </w:t>
+          <w:lang w:val="en-US"/>
+        </w:rPr>
+      </w:pPr>
+      <w:r>
+        <w:rPr>
+          <w:bCs/>
+          <w:sz w:val="28"/>
+          <w:szCs w:val="28"/>
+          <w:lang w:val="en-US"/>
+        </w:rPr>
+        <w:t xml:space="preserve">        </w:t>
+      </w:r>
+      <w:r>
+        <w:rPr>
+          <w:bCs/>
+          <w:sz w:val="28"/>
+          <w:szCs w:val="28"/>
+        </w:rPr>
+        <w:t>если</w:t>
+      </w:r>
+      <w:r>
+        <w:rPr>
+          <w:bCs/>
+          <w:sz w:val="28"/>
+          <w:szCs w:val="28"/>
+          <w:lang w:val="en-US"/>
+        </w:rPr>
+        <w:t xml:space="preserve"> </w:t>
       </w:r>
       <w:proofErr w:type="gramStart"/>
       <w:r>
@@ -4393,7 +4511,7 @@
           <w:sz w:val="28"/>
           <w:szCs w:val="28"/>
         </w:rPr>
-        <w:t>сдвиг &gt;</w:t>
+        <w:t>сдвиг</w:t>
       </w:r>
       <w:proofErr w:type="gramEnd"/>
       <w:r>
@@ -4401,15 +4519,17 @@
           <w:bCs/>
           <w:sz w:val="28"/>
           <w:szCs w:val="28"/>
-        </w:rPr>
-        <w:t xml:space="preserve">= </w:t>
-      </w:r>
-      <w:proofErr w:type="spellStart"/>
-      <w:r>
-        <w:rPr>
-          <w:bCs/>
-          <w:sz w:val="28"/>
-          <w:szCs w:val="28"/>
+          <w:lang w:val="en-US"/>
+        </w:rPr>
+        <w:t xml:space="preserve"> &gt;= </w:t>
+      </w:r>
+      <w:proofErr w:type="spellStart"/>
+      <w:r>
+        <w:rPr>
+          <w:bCs/>
+          <w:sz w:val="28"/>
+          <w:szCs w:val="28"/>
+          <w:lang w:val="en-US"/>
         </w:rPr>
         <w:t>goodSuffixShift</w:t>
       </w:r>
@@ -4430,6 +4550,7 @@
           <w:bCs/>
           <w:sz w:val="28"/>
           <w:szCs w:val="28"/>
+          <w:lang w:val="en-US"/>
         </w:rPr>
         <w:t xml:space="preserve">            </w:t>
       </w:r>
@@ -4705,15 +4826,33 @@
           <w:bCs/>
           <w:sz w:val="28"/>
           <w:szCs w:val="28"/>
-        </w:rPr>
-      </w:pPr>
-      <w:r>
-        <w:rPr>
-          <w:bCs/>
-          <w:sz w:val="28"/>
-          <w:szCs w:val="28"/>
-        </w:rPr>
-        <w:t>конец пока</w:t>
+          <w:lang w:val="en-US"/>
+        </w:rPr>
+      </w:pPr>
+      <w:r>
+        <w:rPr>
+          <w:bCs/>
+          <w:sz w:val="28"/>
+          <w:szCs w:val="28"/>
+        </w:rPr>
+        <w:t>конец</w:t>
+      </w:r>
+      <w:r>
+        <w:rPr>
+          <w:bCs/>
+          <w:sz w:val="28"/>
+          <w:szCs w:val="28"/>
+          <w:lang w:val="en-US"/>
+        </w:rPr>
+        <w:t xml:space="preserve"> </w:t>
+      </w:r>
+      <w:r>
+        <w:rPr>
+          <w:bCs/>
+          <w:sz w:val="28"/>
+          <w:szCs w:val="28"/>
+        </w:rPr>
+        <w:t>пока</w:t>
       </w:r>
     </w:p>
     <w:p>
@@ -4723,13 +4862,15 @@
           <w:bCs/>
           <w:sz w:val="28"/>
           <w:szCs w:val="28"/>
-        </w:rPr>
-      </w:pPr>
-      <w:r>
-        <w:rPr>
-          <w:bCs/>
-          <w:sz w:val="28"/>
-          <w:szCs w:val="28"/>
+          <w:lang w:val="en-US"/>
+        </w:rPr>
+      </w:pPr>
+      <w:r>
+        <w:rPr>
+          <w:bCs/>
+          <w:sz w:val="28"/>
+          <w:szCs w:val="28"/>
+          <w:lang w:val="en-US"/>
         </w:rPr>
         <w:br w:type="page"/>
       </w:r>
@@ -4742,6 +4883,7 @@
           <w:b/>
           <w:sz w:val="28"/>
           <w:szCs w:val="28"/>
+          <w:lang w:val="en-US"/>
         </w:rPr>
       </w:pPr>
       <w:r>
@@ -4749,6 +4891,7 @@
           <w:b/>
           <w:sz w:val="28"/>
           <w:szCs w:val="28"/>
+          <w:lang w:val="en-US"/>
         </w:rPr>
         <w:lastRenderedPageBreak/>
         <w:t xml:space="preserve">3 </w:t>
@@ -4766,6 +4909,7 @@
           <w:b/>
           <w:sz w:val="28"/>
           <w:szCs w:val="28"/>
+          <w:lang w:val="en-US"/>
         </w:rPr>
         <w:t xml:space="preserve"> </w:t>
       </w:r>
@@ -4784,6 +4928,7 @@
         <w:rPr>
           <w:sz w:val="28"/>
           <w:szCs w:val="28"/>
+          <w:lang w:val="en-US"/>
         </w:rPr>
       </w:pPr>
       <w:r>
@@ -12776,6 +12921,7 @@
         <w:rPr>
           <w:sz w:val="28"/>
           <w:szCs w:val="28"/>
+          <w:lang w:val="en-US"/>
         </w:rPr>
       </w:pPr>
     </w:p>
@@ -16496,7 +16642,6 @@
         <w:rPr>
           <w:sz w:val="28"/>
           <w:szCs w:val="28"/>
-          <w:lang w:val="en-US"/>
         </w:rPr>
       </w:pPr>
       <w:r>
@@ -17782,29 +17927,6 @@
         <w:br/>
         <w:t>}</w:t>
       </w:r>
-    </w:p>
-    <w:p>
-      <w:pPr>
-        <w:spacing w:line="360" w:lineRule="auto"/>
-        <w:jc w:val="both"/>
-        <w:rPr>
-          <w:sz w:val="28"/>
-          <w:szCs w:val="28"/>
-          <w:lang w:val="en-US"/>
-        </w:rPr>
-      </w:pPr>
-    </w:p>
-    <w:p>
-      <w:pPr>
-        <w:spacing w:line="360" w:lineRule="auto"/>
-        <w:rPr>
-          <w:b/>
-          <w:bCs/>
-          <w:sz w:val="28"/>
-          <w:szCs w:val="28"/>
-          <w:lang w:val="en-US"/>
-        </w:rPr>
-      </w:pPr>
     </w:p>
     <w:p>
       <w:pPr>
@@ -19705,14 +19827,7 @@
           <w:sz w:val="28"/>
           <w:szCs w:val="28"/>
         </w:rPr>
-        <w:t xml:space="preserve"> что в данных не было подходящих подстрок и </w:t>
-      </w:r>
-      <w:r>
-        <w:rPr>
-          <w:sz w:val="28"/>
-          <w:szCs w:val="28"/>
-        </w:rPr>
-        <w:t xml:space="preserve">алгоритм </w:t>
+        <w:t xml:space="preserve"> что в данных не было подходящих подстрок и алгоритм </w:t>
       </w:r>
       <w:r>
         <w:rPr>
@@ -19726,14 +19841,7 @@
           <w:sz w:val="28"/>
           <w:szCs w:val="28"/>
         </w:rPr>
-        <w:t>а</w:t>
-      </w:r>
-      <w:r>
-        <w:rPr>
-          <w:sz w:val="28"/>
-          <w:szCs w:val="28"/>
-        </w:rPr>
-        <w:t xml:space="preserve"> делал постоянные сдвиги шаблона на всю длину строки.</w:t>
+        <w:t>а делал постоянные сдвиги шаблона на всю длину строки.</w:t>
       </w:r>
     </w:p>
     <w:p>
@@ -23010,6 +23118,7 @@
   <w:style w:type="character" w:default="1" w:styleId="a0">
     <w:name w:val="Default Paragraph Font"/>
     <w:uiPriority w:val="1"/>
+    <w:semiHidden/>
     <w:unhideWhenUsed/>
   </w:style>
   <w:style w:type="table" w:default="1" w:styleId="a1">
